--- a/data/cvs/cv_165_Dorbe_Leit_Consulting_Senior_Full-Stack_Software_Engineer.docx
+++ b/data/cvs/cv_165_Dorbe_Leit_Consulting_Senior_Full-Stack_Software_Engineer.docx
@@ -86,7 +86,7 @@
         <w:rPr>
           <w:sz w:val="20"/>
         </w:rPr>
-        <w:t>Full Stack Developer with a focus on Python, Django, and React, currently building production systems at Copy Cat Group. I have experience across the entire software development lifecycle, from designing system architecture and authoring technical documentation to developing full-stack applications and integrating AI-driven automation. My recent work includes integrating SAP APIs with internal systems and building an AI-powered tender scraping pipeline, demonstrating my ability to combine software engineering with AI/ML and DevOps practices.</w:t>
+        <w:t>Full Stack Developer with a focus on Python, Django, and React, currently building production-ready systems at Copy Cat Group. I've led full-stack development, from Python backends and REST APIs to React frontends, and have deep experience in AI data work, including model evaluation, prompt engineering, and dataset structuring. I'm now seeking a senior role to leverage my technical skills and leadership abilities in a dynamic software engineering environment.</w:t>
       </w:r>
     </w:p>
     <w:p>
@@ -245,7 +245,7 @@
         <w:rPr>
           <w:sz w:val="20"/>
         </w:rPr>
-        <w:t>Full-Stack Software Engineer, FastAPI, React JS, TimescaleDB, ETL, CI/CD, AWS, Kubernetes, Technical Leadership, Task Decomposition, Planning, Stakeholder Communication, Risk Management</w:t>
+        <w:t>Full-Stack Software Engineering, FastAPI, React JS, TimescaleDB, ETL, AI/ML, DevOps, CI/CD, AWS, Kubernetes, Software Engineering Leadership, Task Decomposition</w:t>
       </w:r>
     </w:p>
     <w:p>
@@ -263,7 +263,7 @@
         <w:rPr>
           <w:sz w:val="20"/>
         </w:rPr>
-        <w:t>Python 3, Modern Frontend Libraries, Relational Databases, Asynchronous Task Management, Celery, RabbitMQ, SQS, Kafka, Cloud Services, AWS, Databricks, Infrastructure as Code, Terraform</w:t>
+        <w:t>Planning, Stakeholder Communication, Risk Management, Python 3, Modern Frontend Libraries, Relational Databases, Asynchronous Task Management, Celery, RabbitMQ, SQS, Kafka, Cloud Services (AWS), Databricks</w:t>
       </w:r>
     </w:p>
     <w:p>
@@ -325,7 +325,7 @@
         <w:rPr>
           <w:sz w:val="20"/>
         </w:rPr>
-        <w:t>Authoring technical documentation: BRD, SDD, and system architecture documents for enterprise-level projects.</w:t>
+        <w:t>Authoring comprehensive System Design Documents (SDDs) for Application, Data, Integration, and Security Architecture.</w:t>
       </w:r>
     </w:p>
     <w:p>
@@ -337,7 +337,7 @@
         <w:rPr>
           <w:sz w:val="20"/>
         </w:rPr>
-        <w:t>Building an AI-powered tender scraping pipeline, automating tender discovery and processing with AI agents.</w:t>
+        <w:t>Designing and building an AI-powered tender scraping pipeline to automate tender opportunity discovery and processing.</w:t>
       </w:r>
     </w:p>
     <w:p>
@@ -407,7 +407,7 @@
         <w:rPr>
           <w:sz w:val="20"/>
         </w:rPr>
-        <w:t>Developing full-stack solutions with UI optimisation, API integration, and CMS management for diverse clients.</w:t>
+        <w:t>Delivered full-stack solutions for diverse clients, including UI components, API optimisation, and CMS-based websites.</w:t>
       </w:r>
     </w:p>
     <w:p>
@@ -442,7 +442,7 @@
         <w:rPr>
           <w:sz w:val="20"/>
         </w:rPr>
-        <w:t>Performing intent detection, slot tagging, and utterance verification for health and agriculture AI systems.</w:t>
+        <w:t>Performed intent detection, slot tagging, and utterance verification for health and agriculture AI systems, ensuring multilingual data consistency.</w:t>
       </w:r>
     </w:p>
     <w:p>
